--- a/Experiment_docs/EX No 3 in dvt(079).docx
+++ b/Experiment_docs/EX No 3 in dvt(079).docx
@@ -2067,6 +2067,1115 @@
     </w:p>
     <w:p>
       <w:pPr>
+        <w:keepNext w:val="0"/>
+        <w:keepLines w:val="0"/>
+        <w:widowControl/>
+        <w:suppressLineNumbers w:val="0"/>
+        <w:shd w:val="clear" w:fill="FFFFFF"/>
+        <w:spacing w:line="285" w:lineRule="atLeast"/>
+        <w:jc w:val="left"/>
+        <w:rPr>
+          <w:rFonts w:hint="default" w:ascii="Consolas" w:hAnsi="Consolas" w:eastAsia="Consolas" w:cs="Consolas"/>
+          <w:b w:val="0"/>
+          <w:bCs w:val="0"/>
+          <w:color w:val="000000"/>
+          <w:sz w:val="21"/>
+          <w:szCs w:val="21"/>
+          <w:lang w:val="en-US"/>
+        </w:rPr>
+      </w:pPr>
+      <w:r>
+        <w:rPr>
+          <w:rFonts w:hint="default" w:ascii="Consolas" w:hAnsi="Consolas" w:eastAsia="Consolas" w:cs="Consolas"/>
+          <w:b w:val="0"/>
+          <w:bCs w:val="0"/>
+          <w:color w:val="000000"/>
+          <w:sz w:val="21"/>
+          <w:szCs w:val="21"/>
+          <w:lang w:val="en-US"/>
+        </w:rPr>
+        <w:t>#===================================================================</w:t>
+      </w:r>
+    </w:p>
+    <w:p>
+      <w:pPr>
+        <w:keepNext w:val="0"/>
+        <w:keepLines w:val="0"/>
+        <w:widowControl/>
+        <w:suppressLineNumbers w:val="0"/>
+        <w:shd w:val="clear" w:fill="FFFFFF"/>
+        <w:spacing w:line="285" w:lineRule="atLeast"/>
+        <w:jc w:val="left"/>
+        <w:rPr>
+          <w:rFonts w:hint="default" w:ascii="Consolas" w:hAnsi="Consolas" w:eastAsia="Consolas" w:cs="Consolas"/>
+          <w:b w:val="0"/>
+          <w:bCs w:val="0"/>
+          <w:color w:val="000000"/>
+          <w:sz w:val="21"/>
+          <w:szCs w:val="21"/>
+          <w:lang w:val="en-US"/>
+        </w:rPr>
+      </w:pPr>
+      <w:r>
+        <w:rPr>
+          <w:rFonts w:hint="default" w:ascii="Consolas" w:hAnsi="Consolas" w:eastAsia="Consolas" w:cs="Consolas"/>
+          <w:b w:val="0"/>
+          <w:bCs w:val="0"/>
+          <w:color w:val="000000"/>
+          <w:sz w:val="21"/>
+          <w:szCs w:val="21"/>
+          <w:lang w:val="en-US"/>
+        </w:rPr>
+        <w:t>#   OUTLIER DETECTION</w:t>
+      </w:r>
+    </w:p>
+    <w:p>
+      <w:pPr>
+        <w:keepNext w:val="0"/>
+        <w:keepLines w:val="0"/>
+        <w:widowControl/>
+        <w:suppressLineNumbers w:val="0"/>
+        <w:shd w:val="clear" w:fill="FFFFFF"/>
+        <w:spacing w:line="285" w:lineRule="atLeast"/>
+        <w:jc w:val="left"/>
+        <w:rPr>
+          <w:rFonts w:hint="default" w:ascii="Consolas" w:hAnsi="Consolas" w:eastAsia="Consolas" w:cs="Consolas"/>
+          <w:b w:val="0"/>
+          <w:bCs w:val="0"/>
+          <w:color w:val="000000"/>
+          <w:sz w:val="21"/>
+          <w:szCs w:val="21"/>
+          <w:lang w:val="en-US"/>
+        </w:rPr>
+      </w:pPr>
+      <w:r>
+        <w:rPr>
+          <w:rFonts w:hint="default" w:ascii="Consolas" w:hAnsi="Consolas" w:eastAsia="Consolas" w:cs="Consolas"/>
+          <w:b w:val="0"/>
+          <w:bCs w:val="0"/>
+          <w:color w:val="000000"/>
+          <w:sz w:val="21"/>
+          <w:szCs w:val="21"/>
+          <w:lang w:val="en-US"/>
+        </w:rPr>
+        <w:t>#===================================================================</w:t>
+      </w:r>
+    </w:p>
+    <w:p>
+      <w:pPr>
+        <w:keepNext w:val="0"/>
+        <w:keepLines w:val="0"/>
+        <w:widowControl/>
+        <w:suppressLineNumbers w:val="0"/>
+        <w:shd w:val="clear" w:fill="FFFFFF"/>
+        <w:spacing w:line="285" w:lineRule="atLeast"/>
+        <w:jc w:val="left"/>
+        <w:rPr>
+          <w:rFonts w:hint="default" w:ascii="Consolas" w:hAnsi="Consolas" w:eastAsia="Consolas" w:cs="Consolas"/>
+          <w:b w:val="0"/>
+          <w:bCs w:val="0"/>
+          <w:color w:val="000000"/>
+          <w:sz w:val="21"/>
+          <w:szCs w:val="21"/>
+          <w:lang w:val="en-US"/>
+        </w:rPr>
+      </w:pPr>
+    </w:p>
+    <w:p>
+      <w:pPr>
+        <w:keepNext w:val="0"/>
+        <w:keepLines w:val="0"/>
+        <w:widowControl/>
+        <w:suppressLineNumbers w:val="0"/>
+        <w:shd w:val="clear" w:fill="FFFFFF"/>
+        <w:spacing w:line="285" w:lineRule="atLeast"/>
+        <w:jc w:val="left"/>
+        <w:rPr>
+          <w:rFonts w:hint="default" w:ascii="Consolas" w:hAnsi="Consolas" w:eastAsia="Consolas" w:cs="Consolas"/>
+          <w:b w:val="0"/>
+          <w:bCs w:val="0"/>
+          <w:color w:val="000000"/>
+          <w:sz w:val="21"/>
+          <w:szCs w:val="21"/>
+        </w:rPr>
+      </w:pPr>
+      <w:r>
+        <w:rPr>
+          <w:rFonts w:hint="default" w:ascii="Consolas" w:hAnsi="Consolas" w:eastAsia="Consolas" w:cs="Consolas"/>
+          <w:b w:val="0"/>
+          <w:bCs w:val="0"/>
+          <w:color w:val="000000"/>
+          <w:kern w:val="0"/>
+          <w:sz w:val="21"/>
+          <w:szCs w:val="21"/>
+          <w:shd w:val="clear" w:fill="FFFFFF"/>
+          <w:lang w:val="en-US" w:eastAsia="zh-CN" w:bidi="ar"/>
+        </w:rPr>
+        <w:t>Q1 = df[</w:t>
+      </w:r>
+      <w:r>
+        <w:rPr>
+          <w:rFonts w:hint="default" w:ascii="Consolas" w:hAnsi="Consolas" w:eastAsia="Consolas" w:cs="Consolas"/>
+          <w:b w:val="0"/>
+          <w:bCs w:val="0"/>
+          <w:color w:val="A31515"/>
+          <w:kern w:val="0"/>
+          <w:sz w:val="21"/>
+          <w:szCs w:val="21"/>
+          <w:shd w:val="clear" w:fill="FFFFFF"/>
+          <w:lang w:val="en-US" w:eastAsia="zh-CN" w:bidi="ar"/>
+        </w:rPr>
+        <w:t>"num_medications"</w:t>
+      </w:r>
+      <w:r>
+        <w:rPr>
+          <w:rFonts w:hint="default" w:ascii="Consolas" w:hAnsi="Consolas" w:eastAsia="Consolas" w:cs="Consolas"/>
+          <w:b w:val="0"/>
+          <w:bCs w:val="0"/>
+          <w:color w:val="000000"/>
+          <w:kern w:val="0"/>
+          <w:sz w:val="21"/>
+          <w:szCs w:val="21"/>
+          <w:shd w:val="clear" w:fill="FFFFFF"/>
+          <w:lang w:val="en-US" w:eastAsia="zh-CN" w:bidi="ar"/>
+        </w:rPr>
+        <w:t>].quantile(</w:t>
+      </w:r>
+      <w:r>
+        <w:rPr>
+          <w:rFonts w:hint="default" w:ascii="Consolas" w:hAnsi="Consolas" w:eastAsia="Consolas" w:cs="Consolas"/>
+          <w:b w:val="0"/>
+          <w:bCs w:val="0"/>
+          <w:color w:val="116644"/>
+          <w:kern w:val="0"/>
+          <w:sz w:val="21"/>
+          <w:szCs w:val="21"/>
+          <w:shd w:val="clear" w:fill="FFFFFF"/>
+          <w:lang w:val="en-US" w:eastAsia="zh-CN" w:bidi="ar"/>
+        </w:rPr>
+        <w:t>0.25</w:t>
+      </w:r>
+      <w:r>
+        <w:rPr>
+          <w:rFonts w:hint="default" w:ascii="Consolas" w:hAnsi="Consolas" w:eastAsia="Consolas" w:cs="Consolas"/>
+          <w:b w:val="0"/>
+          <w:bCs w:val="0"/>
+          <w:color w:val="000000"/>
+          <w:kern w:val="0"/>
+          <w:sz w:val="21"/>
+          <w:szCs w:val="21"/>
+          <w:shd w:val="clear" w:fill="FFFFFF"/>
+          <w:lang w:val="en-US" w:eastAsia="zh-CN" w:bidi="ar"/>
+        </w:rPr>
+        <w:t>)</w:t>
+      </w:r>
+    </w:p>
+    <w:p>
+      <w:pPr>
+        <w:keepNext w:val="0"/>
+        <w:keepLines w:val="0"/>
+        <w:widowControl/>
+        <w:suppressLineNumbers w:val="0"/>
+        <w:jc w:val="left"/>
+      </w:pPr>
+    </w:p>
+    <w:p>
+      <w:pPr>
+        <w:keepNext w:val="0"/>
+        <w:keepLines w:val="0"/>
+        <w:widowControl/>
+        <w:suppressLineNumbers w:val="0"/>
+        <w:shd w:val="clear" w:fill="FFFFFF"/>
+        <w:spacing w:line="285" w:lineRule="atLeast"/>
+        <w:jc w:val="left"/>
+        <w:rPr>
+          <w:rFonts w:hint="default" w:ascii="Consolas" w:hAnsi="Consolas" w:eastAsia="Consolas" w:cs="Consolas"/>
+          <w:b w:val="0"/>
+          <w:bCs w:val="0"/>
+          <w:color w:val="000000"/>
+          <w:sz w:val="21"/>
+          <w:szCs w:val="21"/>
+        </w:rPr>
+      </w:pPr>
+      <w:r>
+        <w:rPr>
+          <w:rFonts w:hint="default" w:ascii="Consolas" w:hAnsi="Consolas" w:eastAsia="Consolas" w:cs="Consolas"/>
+          <w:b w:val="0"/>
+          <w:bCs w:val="0"/>
+          <w:color w:val="000000"/>
+          <w:kern w:val="0"/>
+          <w:sz w:val="21"/>
+          <w:szCs w:val="21"/>
+          <w:shd w:val="clear" w:fill="FFFFFF"/>
+          <w:lang w:val="en-US" w:eastAsia="zh-CN" w:bidi="ar"/>
+        </w:rPr>
+        <w:t>Q3 = df[</w:t>
+      </w:r>
+      <w:r>
+        <w:rPr>
+          <w:rFonts w:hint="default" w:ascii="Consolas" w:hAnsi="Consolas" w:eastAsia="Consolas" w:cs="Consolas"/>
+          <w:b w:val="0"/>
+          <w:bCs w:val="0"/>
+          <w:color w:val="A31515"/>
+          <w:kern w:val="0"/>
+          <w:sz w:val="21"/>
+          <w:szCs w:val="21"/>
+          <w:shd w:val="clear" w:fill="FFFFFF"/>
+          <w:lang w:val="en-US" w:eastAsia="zh-CN" w:bidi="ar"/>
+        </w:rPr>
+        <w:t>"num_medications"</w:t>
+      </w:r>
+      <w:r>
+        <w:rPr>
+          <w:rFonts w:hint="default" w:ascii="Consolas" w:hAnsi="Consolas" w:eastAsia="Consolas" w:cs="Consolas"/>
+          <w:b w:val="0"/>
+          <w:bCs w:val="0"/>
+          <w:color w:val="000000"/>
+          <w:kern w:val="0"/>
+          <w:sz w:val="21"/>
+          <w:szCs w:val="21"/>
+          <w:shd w:val="clear" w:fill="FFFFFF"/>
+          <w:lang w:val="en-US" w:eastAsia="zh-CN" w:bidi="ar"/>
+        </w:rPr>
+        <w:t>].quantile(</w:t>
+      </w:r>
+      <w:r>
+        <w:rPr>
+          <w:rFonts w:hint="default" w:ascii="Consolas" w:hAnsi="Consolas" w:eastAsia="Consolas" w:cs="Consolas"/>
+          <w:b w:val="0"/>
+          <w:bCs w:val="0"/>
+          <w:color w:val="116644"/>
+          <w:kern w:val="0"/>
+          <w:sz w:val="21"/>
+          <w:szCs w:val="21"/>
+          <w:shd w:val="clear" w:fill="FFFFFF"/>
+          <w:lang w:val="en-US" w:eastAsia="zh-CN" w:bidi="ar"/>
+        </w:rPr>
+        <w:t>0.75</w:t>
+      </w:r>
+      <w:r>
+        <w:rPr>
+          <w:rFonts w:hint="default" w:ascii="Consolas" w:hAnsi="Consolas" w:eastAsia="Consolas" w:cs="Consolas"/>
+          <w:b w:val="0"/>
+          <w:bCs w:val="0"/>
+          <w:color w:val="000000"/>
+          <w:kern w:val="0"/>
+          <w:sz w:val="21"/>
+          <w:szCs w:val="21"/>
+          <w:shd w:val="clear" w:fill="FFFFFF"/>
+          <w:lang w:val="en-US" w:eastAsia="zh-CN" w:bidi="ar"/>
+        </w:rPr>
+        <w:t>)</w:t>
+      </w:r>
+    </w:p>
+    <w:p>
+      <w:pPr>
+        <w:keepNext w:val="0"/>
+        <w:keepLines w:val="0"/>
+        <w:widowControl/>
+        <w:suppressLineNumbers w:val="0"/>
+        <w:jc w:val="left"/>
+      </w:pPr>
+    </w:p>
+    <w:p>
+      <w:pPr>
+        <w:keepNext w:val="0"/>
+        <w:keepLines w:val="0"/>
+        <w:widowControl/>
+        <w:suppressLineNumbers w:val="0"/>
+        <w:shd w:val="clear" w:fill="FFFFFF"/>
+        <w:spacing w:line="285" w:lineRule="atLeast"/>
+        <w:jc w:val="left"/>
+        <w:rPr>
+          <w:rFonts w:hint="default" w:ascii="Consolas" w:hAnsi="Consolas" w:eastAsia="Consolas" w:cs="Consolas"/>
+          <w:b w:val="0"/>
+          <w:bCs w:val="0"/>
+          <w:color w:val="000000"/>
+          <w:sz w:val="21"/>
+          <w:szCs w:val="21"/>
+        </w:rPr>
+      </w:pPr>
+      <w:r>
+        <w:rPr>
+          <w:rFonts w:hint="default" w:ascii="Consolas" w:hAnsi="Consolas" w:eastAsia="Consolas" w:cs="Consolas"/>
+          <w:b w:val="0"/>
+          <w:bCs w:val="0"/>
+          <w:color w:val="000000"/>
+          <w:kern w:val="0"/>
+          <w:sz w:val="21"/>
+          <w:szCs w:val="21"/>
+          <w:shd w:val="clear" w:fill="FFFFFF"/>
+          <w:lang w:val="en-US" w:eastAsia="zh-CN" w:bidi="ar"/>
+        </w:rPr>
+        <w:t>IQR = Q3 - Q1</w:t>
+      </w:r>
+    </w:p>
+    <w:p>
+      <w:pPr>
+        <w:keepNext w:val="0"/>
+        <w:keepLines w:val="0"/>
+        <w:widowControl/>
+        <w:suppressLineNumbers w:val="0"/>
+        <w:jc w:val="left"/>
+      </w:pPr>
+    </w:p>
+    <w:p>
+      <w:pPr>
+        <w:keepNext w:val="0"/>
+        <w:keepLines w:val="0"/>
+        <w:widowControl/>
+        <w:suppressLineNumbers w:val="0"/>
+        <w:shd w:val="clear" w:fill="FFFFFF"/>
+        <w:spacing w:line="285" w:lineRule="atLeast"/>
+        <w:jc w:val="left"/>
+        <w:rPr>
+          <w:rFonts w:hint="default" w:ascii="Consolas" w:hAnsi="Consolas" w:eastAsia="Consolas" w:cs="Consolas"/>
+          <w:b w:val="0"/>
+          <w:bCs w:val="0"/>
+          <w:color w:val="000000"/>
+          <w:sz w:val="21"/>
+          <w:szCs w:val="21"/>
+        </w:rPr>
+      </w:pPr>
+      <w:r>
+        <w:rPr>
+          <w:rFonts w:hint="default" w:ascii="Consolas" w:hAnsi="Consolas" w:eastAsia="Consolas" w:cs="Consolas"/>
+          <w:b w:val="0"/>
+          <w:bCs w:val="0"/>
+          <w:color w:val="000000"/>
+          <w:kern w:val="0"/>
+          <w:sz w:val="21"/>
+          <w:szCs w:val="21"/>
+          <w:shd w:val="clear" w:fill="FFFFFF"/>
+          <w:lang w:val="en-US" w:eastAsia="zh-CN" w:bidi="ar"/>
+        </w:rPr>
+        <w:t xml:space="preserve">lower = Q1 - </w:t>
+      </w:r>
+      <w:r>
+        <w:rPr>
+          <w:rFonts w:hint="default" w:ascii="Consolas" w:hAnsi="Consolas" w:eastAsia="Consolas" w:cs="Consolas"/>
+          <w:b w:val="0"/>
+          <w:bCs w:val="0"/>
+          <w:color w:val="116644"/>
+          <w:kern w:val="0"/>
+          <w:sz w:val="21"/>
+          <w:szCs w:val="21"/>
+          <w:shd w:val="clear" w:fill="FFFFFF"/>
+          <w:lang w:val="en-US" w:eastAsia="zh-CN" w:bidi="ar"/>
+        </w:rPr>
+        <w:t>1.5</w:t>
+      </w:r>
+      <w:r>
+        <w:rPr>
+          <w:rFonts w:hint="default" w:ascii="Consolas" w:hAnsi="Consolas" w:eastAsia="Consolas" w:cs="Consolas"/>
+          <w:b w:val="0"/>
+          <w:bCs w:val="0"/>
+          <w:color w:val="000000"/>
+          <w:kern w:val="0"/>
+          <w:sz w:val="21"/>
+          <w:szCs w:val="21"/>
+          <w:shd w:val="clear" w:fill="FFFFFF"/>
+          <w:lang w:val="en-US" w:eastAsia="zh-CN" w:bidi="ar"/>
+        </w:rPr>
+        <w:t xml:space="preserve"> * IQR</w:t>
+      </w:r>
+    </w:p>
+    <w:p>
+      <w:pPr>
+        <w:keepNext w:val="0"/>
+        <w:keepLines w:val="0"/>
+        <w:widowControl/>
+        <w:suppressLineNumbers w:val="0"/>
+        <w:jc w:val="left"/>
+      </w:pPr>
+    </w:p>
+    <w:p>
+      <w:pPr>
+        <w:keepNext w:val="0"/>
+        <w:keepLines w:val="0"/>
+        <w:widowControl/>
+        <w:suppressLineNumbers w:val="0"/>
+        <w:shd w:val="clear" w:fill="FFFFFF"/>
+        <w:spacing w:line="285" w:lineRule="atLeast"/>
+        <w:jc w:val="left"/>
+        <w:rPr>
+          <w:rFonts w:hint="default" w:ascii="Consolas" w:hAnsi="Consolas" w:eastAsia="Consolas" w:cs="Consolas"/>
+          <w:b w:val="0"/>
+          <w:bCs w:val="0"/>
+          <w:color w:val="000000"/>
+          <w:sz w:val="21"/>
+          <w:szCs w:val="21"/>
+        </w:rPr>
+      </w:pPr>
+      <w:r>
+        <w:rPr>
+          <w:rFonts w:hint="default" w:ascii="Consolas" w:hAnsi="Consolas" w:eastAsia="Consolas" w:cs="Consolas"/>
+          <w:b w:val="0"/>
+          <w:bCs w:val="0"/>
+          <w:color w:val="000000"/>
+          <w:kern w:val="0"/>
+          <w:sz w:val="21"/>
+          <w:szCs w:val="21"/>
+          <w:shd w:val="clear" w:fill="FFFFFF"/>
+          <w:lang w:val="en-US" w:eastAsia="zh-CN" w:bidi="ar"/>
+        </w:rPr>
+        <w:t xml:space="preserve">upper = Q3 + </w:t>
+      </w:r>
+      <w:r>
+        <w:rPr>
+          <w:rFonts w:hint="default" w:ascii="Consolas" w:hAnsi="Consolas" w:eastAsia="Consolas" w:cs="Consolas"/>
+          <w:b w:val="0"/>
+          <w:bCs w:val="0"/>
+          <w:color w:val="116644"/>
+          <w:kern w:val="0"/>
+          <w:sz w:val="21"/>
+          <w:szCs w:val="21"/>
+          <w:shd w:val="clear" w:fill="FFFFFF"/>
+          <w:lang w:val="en-US" w:eastAsia="zh-CN" w:bidi="ar"/>
+        </w:rPr>
+        <w:t>1.5</w:t>
+      </w:r>
+      <w:r>
+        <w:rPr>
+          <w:rFonts w:hint="default" w:ascii="Consolas" w:hAnsi="Consolas" w:eastAsia="Consolas" w:cs="Consolas"/>
+          <w:b w:val="0"/>
+          <w:bCs w:val="0"/>
+          <w:color w:val="000000"/>
+          <w:kern w:val="0"/>
+          <w:sz w:val="21"/>
+          <w:szCs w:val="21"/>
+          <w:shd w:val="clear" w:fill="FFFFFF"/>
+          <w:lang w:val="en-US" w:eastAsia="zh-CN" w:bidi="ar"/>
+        </w:rPr>
+        <w:t xml:space="preserve"> * IQR</w:t>
+      </w:r>
+    </w:p>
+    <w:p>
+      <w:pPr>
+        <w:keepNext w:val="0"/>
+        <w:keepLines w:val="0"/>
+        <w:widowControl/>
+        <w:suppressLineNumbers w:val="0"/>
+        <w:jc w:val="left"/>
+      </w:pPr>
+    </w:p>
+    <w:p>
+      <w:pPr>
+        <w:keepNext w:val="0"/>
+        <w:keepLines w:val="0"/>
+        <w:widowControl/>
+        <w:suppressLineNumbers w:val="0"/>
+        <w:shd w:val="clear" w:fill="FFFFFF"/>
+        <w:spacing w:line="285" w:lineRule="atLeast"/>
+        <w:jc w:val="left"/>
+        <w:rPr>
+          <w:rFonts w:hint="default" w:ascii="Consolas" w:hAnsi="Consolas" w:eastAsia="Consolas" w:cs="Consolas"/>
+          <w:b w:val="0"/>
+          <w:bCs w:val="0"/>
+          <w:color w:val="000000"/>
+          <w:sz w:val="21"/>
+          <w:szCs w:val="21"/>
+        </w:rPr>
+      </w:pPr>
+      <w:r>
+        <w:rPr>
+          <w:rFonts w:hint="default" w:ascii="Consolas" w:hAnsi="Consolas" w:eastAsia="Consolas" w:cs="Consolas"/>
+          <w:b w:val="0"/>
+          <w:bCs w:val="0"/>
+          <w:color w:val="000000"/>
+          <w:kern w:val="0"/>
+          <w:sz w:val="21"/>
+          <w:szCs w:val="21"/>
+          <w:shd w:val="clear" w:fill="FFFFFF"/>
+          <w:lang w:val="en-US" w:eastAsia="zh-CN" w:bidi="ar"/>
+        </w:rPr>
+        <w:t>outliers = df[</w:t>
+      </w:r>
+    </w:p>
+    <w:p>
+      <w:pPr>
+        <w:keepNext w:val="0"/>
+        <w:keepLines w:val="0"/>
+        <w:widowControl/>
+        <w:suppressLineNumbers w:val="0"/>
+        <w:shd w:val="clear" w:fill="FFFFFF"/>
+        <w:spacing w:line="285" w:lineRule="atLeast"/>
+        <w:jc w:val="left"/>
+        <w:rPr>
+          <w:rFonts w:hint="default" w:ascii="Consolas" w:hAnsi="Consolas" w:eastAsia="Consolas" w:cs="Consolas"/>
+          <w:b w:val="0"/>
+          <w:bCs w:val="0"/>
+          <w:color w:val="000000"/>
+          <w:sz w:val="21"/>
+          <w:szCs w:val="21"/>
+        </w:rPr>
+      </w:pPr>
+      <w:r>
+        <w:rPr>
+          <w:rFonts w:hint="default" w:ascii="Consolas" w:hAnsi="Consolas" w:eastAsia="Consolas" w:cs="Consolas"/>
+          <w:b w:val="0"/>
+          <w:bCs w:val="0"/>
+          <w:color w:val="000000"/>
+          <w:kern w:val="0"/>
+          <w:sz w:val="21"/>
+          <w:szCs w:val="21"/>
+          <w:shd w:val="clear" w:fill="FFFFFF"/>
+          <w:lang w:val="en-US" w:eastAsia="zh-CN" w:bidi="ar"/>
+        </w:rPr>
+        <w:t>    (df[</w:t>
+      </w:r>
+      <w:r>
+        <w:rPr>
+          <w:rFonts w:hint="default" w:ascii="Consolas" w:hAnsi="Consolas" w:eastAsia="Consolas" w:cs="Consolas"/>
+          <w:b w:val="0"/>
+          <w:bCs w:val="0"/>
+          <w:color w:val="A31515"/>
+          <w:kern w:val="0"/>
+          <w:sz w:val="21"/>
+          <w:szCs w:val="21"/>
+          <w:shd w:val="clear" w:fill="FFFFFF"/>
+          <w:lang w:val="en-US" w:eastAsia="zh-CN" w:bidi="ar"/>
+        </w:rPr>
+        <w:t>"num_medications"</w:t>
+      </w:r>
+      <w:r>
+        <w:rPr>
+          <w:rFonts w:hint="default" w:ascii="Consolas" w:hAnsi="Consolas" w:eastAsia="Consolas" w:cs="Consolas"/>
+          <w:b w:val="0"/>
+          <w:bCs w:val="0"/>
+          <w:color w:val="000000"/>
+          <w:kern w:val="0"/>
+          <w:sz w:val="21"/>
+          <w:szCs w:val="21"/>
+          <w:shd w:val="clear" w:fill="FFFFFF"/>
+          <w:lang w:val="en-US" w:eastAsia="zh-CN" w:bidi="ar"/>
+        </w:rPr>
+        <w:t>] &lt; lower) |</w:t>
+      </w:r>
+    </w:p>
+    <w:p>
+      <w:pPr>
+        <w:keepNext w:val="0"/>
+        <w:keepLines w:val="0"/>
+        <w:widowControl/>
+        <w:suppressLineNumbers w:val="0"/>
+        <w:shd w:val="clear" w:fill="FFFFFF"/>
+        <w:spacing w:line="285" w:lineRule="atLeast"/>
+        <w:jc w:val="left"/>
+        <w:rPr>
+          <w:rFonts w:hint="default" w:ascii="Consolas" w:hAnsi="Consolas" w:eastAsia="Consolas" w:cs="Consolas"/>
+          <w:b w:val="0"/>
+          <w:bCs w:val="0"/>
+          <w:color w:val="000000"/>
+          <w:sz w:val="21"/>
+          <w:szCs w:val="21"/>
+        </w:rPr>
+      </w:pPr>
+      <w:r>
+        <w:rPr>
+          <w:rFonts w:hint="default" w:ascii="Consolas" w:hAnsi="Consolas" w:eastAsia="Consolas" w:cs="Consolas"/>
+          <w:b w:val="0"/>
+          <w:bCs w:val="0"/>
+          <w:color w:val="000000"/>
+          <w:kern w:val="0"/>
+          <w:sz w:val="21"/>
+          <w:szCs w:val="21"/>
+          <w:shd w:val="clear" w:fill="FFFFFF"/>
+          <w:lang w:val="en-US" w:eastAsia="zh-CN" w:bidi="ar"/>
+        </w:rPr>
+        <w:t>    (df[</w:t>
+      </w:r>
+      <w:r>
+        <w:rPr>
+          <w:rFonts w:hint="default" w:ascii="Consolas" w:hAnsi="Consolas" w:eastAsia="Consolas" w:cs="Consolas"/>
+          <w:b w:val="0"/>
+          <w:bCs w:val="0"/>
+          <w:color w:val="A31515"/>
+          <w:kern w:val="0"/>
+          <w:sz w:val="21"/>
+          <w:szCs w:val="21"/>
+          <w:shd w:val="clear" w:fill="FFFFFF"/>
+          <w:lang w:val="en-US" w:eastAsia="zh-CN" w:bidi="ar"/>
+        </w:rPr>
+        <w:t>"num_medications"</w:t>
+      </w:r>
+      <w:r>
+        <w:rPr>
+          <w:rFonts w:hint="default" w:ascii="Consolas" w:hAnsi="Consolas" w:eastAsia="Consolas" w:cs="Consolas"/>
+          <w:b w:val="0"/>
+          <w:bCs w:val="0"/>
+          <w:color w:val="000000"/>
+          <w:kern w:val="0"/>
+          <w:sz w:val="21"/>
+          <w:szCs w:val="21"/>
+          <w:shd w:val="clear" w:fill="FFFFFF"/>
+          <w:lang w:val="en-US" w:eastAsia="zh-CN" w:bidi="ar"/>
+        </w:rPr>
+        <w:t>] &gt; upper)</w:t>
+      </w:r>
+    </w:p>
+    <w:p>
+      <w:pPr>
+        <w:keepNext w:val="0"/>
+        <w:keepLines w:val="0"/>
+        <w:widowControl/>
+        <w:suppressLineNumbers w:val="0"/>
+        <w:shd w:val="clear" w:fill="FFFFFF"/>
+        <w:spacing w:line="285" w:lineRule="atLeast"/>
+        <w:jc w:val="left"/>
+        <w:rPr>
+          <w:rFonts w:hint="default" w:ascii="Consolas" w:hAnsi="Consolas" w:eastAsia="Consolas" w:cs="Consolas"/>
+          <w:b w:val="0"/>
+          <w:bCs w:val="0"/>
+          <w:color w:val="000000"/>
+          <w:sz w:val="21"/>
+          <w:szCs w:val="21"/>
+        </w:rPr>
+      </w:pPr>
+      <w:r>
+        <w:rPr>
+          <w:rFonts w:hint="default" w:ascii="Consolas" w:hAnsi="Consolas" w:eastAsia="Consolas" w:cs="Consolas"/>
+          <w:b w:val="0"/>
+          <w:bCs w:val="0"/>
+          <w:color w:val="000000"/>
+          <w:kern w:val="0"/>
+          <w:sz w:val="21"/>
+          <w:szCs w:val="21"/>
+          <w:shd w:val="clear" w:fill="FFFFFF"/>
+          <w:lang w:val="en-US" w:eastAsia="zh-CN" w:bidi="ar"/>
+        </w:rPr>
+        <w:t>]</w:t>
+      </w:r>
+    </w:p>
+    <w:p>
+      <w:pPr>
+        <w:keepNext w:val="0"/>
+        <w:keepLines w:val="0"/>
+        <w:widowControl/>
+        <w:suppressLineNumbers w:val="0"/>
+        <w:jc w:val="left"/>
+      </w:pPr>
+    </w:p>
+    <w:p>
+      <w:pPr>
+        <w:keepNext w:val="0"/>
+        <w:keepLines w:val="0"/>
+        <w:widowControl/>
+        <w:suppressLineNumbers w:val="0"/>
+        <w:shd w:val="clear" w:fill="FFFFFF"/>
+        <w:spacing w:line="285" w:lineRule="atLeast"/>
+        <w:jc w:val="left"/>
+        <w:rPr>
+          <w:rFonts w:hint="default" w:ascii="Consolas" w:hAnsi="Consolas" w:eastAsia="Consolas" w:cs="Consolas"/>
+          <w:b w:val="0"/>
+          <w:bCs w:val="0"/>
+          <w:color w:val="000000"/>
+          <w:sz w:val="21"/>
+          <w:szCs w:val="21"/>
+        </w:rPr>
+      </w:pPr>
+      <w:r>
+        <w:rPr>
+          <w:rFonts w:hint="default" w:ascii="Consolas" w:hAnsi="Consolas" w:eastAsia="Consolas" w:cs="Consolas"/>
+          <w:b w:val="0"/>
+          <w:bCs w:val="0"/>
+          <w:color w:val="6A5221"/>
+          <w:kern w:val="0"/>
+          <w:sz w:val="21"/>
+          <w:szCs w:val="21"/>
+          <w:shd w:val="clear" w:fill="FFFFFF"/>
+          <w:lang w:val="en-US" w:eastAsia="zh-CN" w:bidi="ar"/>
+        </w:rPr>
+        <w:t>print</w:t>
+      </w:r>
+      <w:r>
+        <w:rPr>
+          <w:rFonts w:hint="default" w:ascii="Consolas" w:hAnsi="Consolas" w:eastAsia="Consolas" w:cs="Consolas"/>
+          <w:b w:val="0"/>
+          <w:bCs w:val="0"/>
+          <w:color w:val="000000"/>
+          <w:kern w:val="0"/>
+          <w:sz w:val="21"/>
+          <w:szCs w:val="21"/>
+          <w:shd w:val="clear" w:fill="FFFFFF"/>
+          <w:lang w:val="en-US" w:eastAsia="zh-CN" w:bidi="ar"/>
+        </w:rPr>
+        <w:t>(</w:t>
+      </w:r>
+      <w:r>
+        <w:rPr>
+          <w:rFonts w:hint="default" w:ascii="Consolas" w:hAnsi="Consolas" w:eastAsia="Consolas" w:cs="Consolas"/>
+          <w:b w:val="0"/>
+          <w:bCs w:val="0"/>
+          <w:color w:val="A31515"/>
+          <w:kern w:val="0"/>
+          <w:sz w:val="21"/>
+          <w:szCs w:val="21"/>
+          <w:shd w:val="clear" w:fill="FFFFFF"/>
+          <w:lang w:val="en-US" w:eastAsia="zh-CN" w:bidi="ar"/>
+        </w:rPr>
+        <w:t>"\n===== OUTLIERS ====="</w:t>
+      </w:r>
+      <w:r>
+        <w:rPr>
+          <w:rFonts w:hint="default" w:ascii="Consolas" w:hAnsi="Consolas" w:eastAsia="Consolas" w:cs="Consolas"/>
+          <w:b w:val="0"/>
+          <w:bCs w:val="0"/>
+          <w:color w:val="000000"/>
+          <w:kern w:val="0"/>
+          <w:sz w:val="21"/>
+          <w:szCs w:val="21"/>
+          <w:shd w:val="clear" w:fill="FFFFFF"/>
+          <w:lang w:val="en-US" w:eastAsia="zh-CN" w:bidi="ar"/>
+        </w:rPr>
+        <w:t>)</w:t>
+      </w:r>
+    </w:p>
+    <w:p>
+      <w:pPr>
+        <w:keepNext w:val="0"/>
+        <w:keepLines w:val="0"/>
+        <w:widowControl/>
+        <w:suppressLineNumbers w:val="0"/>
+        <w:jc w:val="left"/>
+      </w:pPr>
+    </w:p>
+    <w:p>
+      <w:pPr>
+        <w:keepNext w:val="0"/>
+        <w:keepLines w:val="0"/>
+        <w:widowControl/>
+        <w:suppressLineNumbers w:val="0"/>
+        <w:shd w:val="clear" w:fill="FFFFFF"/>
+        <w:spacing w:line="285" w:lineRule="atLeast"/>
+        <w:jc w:val="left"/>
+        <w:rPr>
+          <w:rFonts w:hint="default" w:ascii="Consolas" w:hAnsi="Consolas" w:eastAsia="Consolas" w:cs="Consolas"/>
+          <w:b w:val="0"/>
+          <w:bCs w:val="0"/>
+          <w:color w:val="000000"/>
+          <w:sz w:val="21"/>
+          <w:szCs w:val="21"/>
+        </w:rPr>
+      </w:pPr>
+      <w:r>
+        <w:rPr>
+          <w:rFonts w:hint="default" w:ascii="Consolas" w:hAnsi="Consolas" w:eastAsia="Consolas" w:cs="Consolas"/>
+          <w:b w:val="0"/>
+          <w:bCs w:val="0"/>
+          <w:color w:val="6A5221"/>
+          <w:kern w:val="0"/>
+          <w:sz w:val="21"/>
+          <w:szCs w:val="21"/>
+          <w:shd w:val="clear" w:fill="FFFFFF"/>
+          <w:lang w:val="en-US" w:eastAsia="zh-CN" w:bidi="ar"/>
+        </w:rPr>
+        <w:t>print</w:t>
+      </w:r>
+      <w:r>
+        <w:rPr>
+          <w:rFonts w:hint="default" w:ascii="Consolas" w:hAnsi="Consolas" w:eastAsia="Consolas" w:cs="Consolas"/>
+          <w:b w:val="0"/>
+          <w:bCs w:val="0"/>
+          <w:color w:val="000000"/>
+          <w:kern w:val="0"/>
+          <w:sz w:val="21"/>
+          <w:szCs w:val="21"/>
+          <w:shd w:val="clear" w:fill="FFFFFF"/>
+          <w:lang w:val="en-US" w:eastAsia="zh-CN" w:bidi="ar"/>
+        </w:rPr>
+        <w:t>(outliers)</w:t>
+      </w:r>
+    </w:p>
+    <w:p>
+      <w:pPr>
+        <w:keepNext w:val="0"/>
+        <w:keepLines w:val="0"/>
+        <w:widowControl/>
+        <w:suppressLineNumbers w:val="0"/>
+        <w:jc w:val="left"/>
+      </w:pPr>
+    </w:p>
+    <w:p>
+      <w:pPr>
+        <w:keepNext w:val="0"/>
+        <w:keepLines w:val="0"/>
+        <w:widowControl/>
+        <w:suppressLineNumbers w:val="0"/>
+        <w:shd w:val="clear" w:fill="FFFFFF"/>
+        <w:spacing w:line="285" w:lineRule="atLeast"/>
+        <w:jc w:val="left"/>
+        <w:rPr>
+          <w:rFonts w:hint="default" w:ascii="Consolas" w:hAnsi="Consolas" w:eastAsia="Consolas" w:cs="Consolas"/>
+          <w:b w:val="0"/>
+          <w:bCs w:val="0"/>
+          <w:color w:val="000000"/>
+          <w:sz w:val="21"/>
+          <w:szCs w:val="21"/>
+        </w:rPr>
+      </w:pPr>
+      <w:r>
+        <w:rPr>
+          <w:rFonts w:hint="default" w:ascii="Consolas" w:hAnsi="Consolas" w:eastAsia="Consolas" w:cs="Consolas"/>
+          <w:b w:val="0"/>
+          <w:bCs w:val="0"/>
+          <w:color w:val="000000"/>
+          <w:kern w:val="0"/>
+          <w:sz w:val="21"/>
+          <w:szCs w:val="21"/>
+          <w:shd w:val="clear" w:fill="FFFFFF"/>
+          <w:lang w:val="en-US" w:eastAsia="zh-CN" w:bidi="ar"/>
+        </w:rPr>
+        <w:t>plt.figure(figsize=(</w:t>
+      </w:r>
+      <w:r>
+        <w:rPr>
+          <w:rFonts w:hint="default" w:ascii="Consolas" w:hAnsi="Consolas" w:eastAsia="Consolas" w:cs="Consolas"/>
+          <w:b w:val="0"/>
+          <w:bCs w:val="0"/>
+          <w:color w:val="116644"/>
+          <w:kern w:val="0"/>
+          <w:sz w:val="21"/>
+          <w:szCs w:val="21"/>
+          <w:shd w:val="clear" w:fill="FFFFFF"/>
+          <w:lang w:val="en-US" w:eastAsia="zh-CN" w:bidi="ar"/>
+        </w:rPr>
+        <w:t>8</w:t>
+      </w:r>
+      <w:r>
+        <w:rPr>
+          <w:rFonts w:hint="default" w:ascii="Consolas" w:hAnsi="Consolas" w:eastAsia="Consolas" w:cs="Consolas"/>
+          <w:b w:val="0"/>
+          <w:bCs w:val="0"/>
+          <w:color w:val="000000"/>
+          <w:kern w:val="0"/>
+          <w:sz w:val="21"/>
+          <w:szCs w:val="21"/>
+          <w:shd w:val="clear" w:fill="FFFFFF"/>
+          <w:lang w:val="en-US" w:eastAsia="zh-CN" w:bidi="ar"/>
+        </w:rPr>
+        <w:t>,</w:t>
+      </w:r>
+      <w:r>
+        <w:rPr>
+          <w:rFonts w:hint="default" w:ascii="Consolas" w:hAnsi="Consolas" w:eastAsia="Consolas" w:cs="Consolas"/>
+          <w:b w:val="0"/>
+          <w:bCs w:val="0"/>
+          <w:color w:val="116644"/>
+          <w:kern w:val="0"/>
+          <w:sz w:val="21"/>
+          <w:szCs w:val="21"/>
+          <w:shd w:val="clear" w:fill="FFFFFF"/>
+          <w:lang w:val="en-US" w:eastAsia="zh-CN" w:bidi="ar"/>
+        </w:rPr>
+        <w:t>5</w:t>
+      </w:r>
+      <w:r>
+        <w:rPr>
+          <w:rFonts w:hint="default" w:ascii="Consolas" w:hAnsi="Consolas" w:eastAsia="Consolas" w:cs="Consolas"/>
+          <w:b w:val="0"/>
+          <w:bCs w:val="0"/>
+          <w:color w:val="000000"/>
+          <w:kern w:val="0"/>
+          <w:sz w:val="21"/>
+          <w:szCs w:val="21"/>
+          <w:shd w:val="clear" w:fill="FFFFFF"/>
+          <w:lang w:val="en-US" w:eastAsia="zh-CN" w:bidi="ar"/>
+        </w:rPr>
+        <w:t>))</w:t>
+      </w:r>
+    </w:p>
+    <w:p>
+      <w:pPr>
+        <w:keepNext w:val="0"/>
+        <w:keepLines w:val="0"/>
+        <w:widowControl/>
+        <w:suppressLineNumbers w:val="0"/>
+        <w:jc w:val="left"/>
+      </w:pPr>
+    </w:p>
+    <w:p>
+      <w:pPr>
+        <w:keepNext w:val="0"/>
+        <w:keepLines w:val="0"/>
+        <w:widowControl/>
+        <w:suppressLineNumbers w:val="0"/>
+        <w:shd w:val="clear" w:fill="FFFFFF"/>
+        <w:spacing w:line="285" w:lineRule="atLeast"/>
+        <w:jc w:val="left"/>
+        <w:rPr>
+          <w:rFonts w:hint="default" w:ascii="Consolas" w:hAnsi="Consolas" w:eastAsia="Consolas" w:cs="Consolas"/>
+          <w:b w:val="0"/>
+          <w:bCs w:val="0"/>
+          <w:color w:val="000000"/>
+          <w:sz w:val="21"/>
+          <w:szCs w:val="21"/>
+        </w:rPr>
+      </w:pPr>
+      <w:r>
+        <w:rPr>
+          <w:rFonts w:hint="default" w:ascii="Consolas" w:hAnsi="Consolas" w:eastAsia="Consolas" w:cs="Consolas"/>
+          <w:b w:val="0"/>
+          <w:bCs w:val="0"/>
+          <w:color w:val="000000"/>
+          <w:kern w:val="0"/>
+          <w:sz w:val="21"/>
+          <w:szCs w:val="21"/>
+          <w:shd w:val="clear" w:fill="FFFFFF"/>
+          <w:lang w:val="en-US" w:eastAsia="zh-CN" w:bidi="ar"/>
+        </w:rPr>
+        <w:t>sns.boxplot(x=df[</w:t>
+      </w:r>
+      <w:r>
+        <w:rPr>
+          <w:rFonts w:hint="default" w:ascii="Consolas" w:hAnsi="Consolas" w:eastAsia="Consolas" w:cs="Consolas"/>
+          <w:b w:val="0"/>
+          <w:bCs w:val="0"/>
+          <w:color w:val="A31515"/>
+          <w:kern w:val="0"/>
+          <w:sz w:val="21"/>
+          <w:szCs w:val="21"/>
+          <w:shd w:val="clear" w:fill="FFFFFF"/>
+          <w:lang w:val="en-US" w:eastAsia="zh-CN" w:bidi="ar"/>
+        </w:rPr>
+        <w:t>"num_medications"</w:t>
+      </w:r>
+      <w:r>
+        <w:rPr>
+          <w:rFonts w:hint="default" w:ascii="Consolas" w:hAnsi="Consolas" w:eastAsia="Consolas" w:cs="Consolas"/>
+          <w:b w:val="0"/>
+          <w:bCs w:val="0"/>
+          <w:color w:val="000000"/>
+          <w:kern w:val="0"/>
+          <w:sz w:val="21"/>
+          <w:szCs w:val="21"/>
+          <w:shd w:val="clear" w:fill="FFFFFF"/>
+          <w:lang w:val="en-US" w:eastAsia="zh-CN" w:bidi="ar"/>
+        </w:rPr>
+        <w:t>])</w:t>
+      </w:r>
+    </w:p>
+    <w:p>
+      <w:pPr>
+        <w:keepNext w:val="0"/>
+        <w:keepLines w:val="0"/>
+        <w:widowControl/>
+        <w:suppressLineNumbers w:val="0"/>
+        <w:jc w:val="left"/>
+      </w:pPr>
+    </w:p>
+    <w:p>
+      <w:pPr>
+        <w:keepNext w:val="0"/>
+        <w:keepLines w:val="0"/>
+        <w:widowControl/>
+        <w:suppressLineNumbers w:val="0"/>
+        <w:shd w:val="clear" w:fill="FFFFFF"/>
+        <w:spacing w:line="285" w:lineRule="atLeast"/>
+        <w:jc w:val="left"/>
+        <w:rPr>
+          <w:rFonts w:hint="default" w:ascii="Consolas" w:hAnsi="Consolas" w:eastAsia="Consolas" w:cs="Consolas"/>
+          <w:b w:val="0"/>
+          <w:bCs w:val="0"/>
+          <w:color w:val="000000"/>
+          <w:sz w:val="21"/>
+          <w:szCs w:val="21"/>
+        </w:rPr>
+      </w:pPr>
+      <w:r>
+        <w:rPr>
+          <w:rFonts w:hint="default" w:ascii="Consolas" w:hAnsi="Consolas" w:eastAsia="Consolas" w:cs="Consolas"/>
+          <w:b w:val="0"/>
+          <w:bCs w:val="0"/>
+          <w:color w:val="000000"/>
+          <w:kern w:val="0"/>
+          <w:sz w:val="21"/>
+          <w:szCs w:val="21"/>
+          <w:shd w:val="clear" w:fill="FFFFFF"/>
+          <w:lang w:val="en-US" w:eastAsia="zh-CN" w:bidi="ar"/>
+        </w:rPr>
+        <w:t>plt.title(</w:t>
+      </w:r>
+      <w:r>
+        <w:rPr>
+          <w:rFonts w:hint="default" w:ascii="Consolas" w:hAnsi="Consolas" w:eastAsia="Consolas" w:cs="Consolas"/>
+          <w:b w:val="0"/>
+          <w:bCs w:val="0"/>
+          <w:color w:val="A31515"/>
+          <w:kern w:val="0"/>
+          <w:sz w:val="21"/>
+          <w:szCs w:val="21"/>
+          <w:shd w:val="clear" w:fill="FFFFFF"/>
+          <w:lang w:val="en-US" w:eastAsia="zh-CN" w:bidi="ar"/>
+        </w:rPr>
+        <w:t>"Outlier Detection"</w:t>
+      </w:r>
+      <w:r>
+        <w:rPr>
+          <w:rFonts w:hint="default" w:ascii="Consolas" w:hAnsi="Consolas" w:eastAsia="Consolas" w:cs="Consolas"/>
+          <w:b w:val="0"/>
+          <w:bCs w:val="0"/>
+          <w:color w:val="000000"/>
+          <w:kern w:val="0"/>
+          <w:sz w:val="21"/>
+          <w:szCs w:val="21"/>
+          <w:shd w:val="clear" w:fill="FFFFFF"/>
+          <w:lang w:val="en-US" w:eastAsia="zh-CN" w:bidi="ar"/>
+        </w:rPr>
+        <w:t>)</w:t>
+      </w:r>
+    </w:p>
+    <w:p>
+      <w:pPr>
+        <w:keepNext w:val="0"/>
+        <w:keepLines w:val="0"/>
+        <w:widowControl/>
+        <w:suppressLineNumbers w:val="0"/>
+        <w:jc w:val="left"/>
+      </w:pPr>
+    </w:p>
+    <w:p>
+      <w:pPr>
+        <w:keepNext w:val="0"/>
+        <w:keepLines w:val="0"/>
+        <w:widowControl/>
+        <w:suppressLineNumbers w:val="0"/>
+        <w:shd w:val="clear" w:fill="FFFFFF"/>
+        <w:spacing w:line="285" w:lineRule="atLeast"/>
+        <w:jc w:val="left"/>
+        <w:rPr>
+          <w:rFonts w:hint="default" w:ascii="Consolas" w:hAnsi="Consolas" w:eastAsia="Consolas" w:cs="Consolas"/>
+          <w:b w:val="0"/>
+          <w:bCs w:val="0"/>
+          <w:color w:val="000000"/>
+          <w:sz w:val="21"/>
+          <w:szCs w:val="21"/>
+        </w:rPr>
+      </w:pPr>
+      <w:r>
+        <w:rPr>
+          <w:rFonts w:hint="default" w:ascii="Consolas" w:hAnsi="Consolas" w:eastAsia="Consolas" w:cs="Consolas"/>
+          <w:b w:val="0"/>
+          <w:bCs w:val="0"/>
+          <w:color w:val="000000"/>
+          <w:kern w:val="0"/>
+          <w:sz w:val="21"/>
+          <w:szCs w:val="21"/>
+          <w:shd w:val="clear" w:fill="FFFFFF"/>
+          <w:lang w:val="en-US" w:eastAsia="zh-CN" w:bidi="ar"/>
+        </w:rPr>
+        <w:t>plt.show()</w:t>
+      </w:r>
+    </w:p>
+    <w:p>
+      <w:pPr>
+        <w:rPr>
+          <w:rFonts w:hint="default" w:ascii="Times New Roman" w:hAnsi="Times New Roman" w:cs="Times New Roman"/>
+        </w:rPr>
+      </w:pPr>
+    </w:p>
+    <w:p>
+      <w:pPr>
         <w:rPr>
           <w:rFonts w:hint="default" w:ascii="Times New Roman" w:hAnsi="Times New Roman" w:cs="Times New Roman"/>
         </w:rPr>
@@ -2091,48 +3200,49 @@
           <w:rFonts w:ascii="Times New Roman" w:hAnsi="Times New Roman" w:cs="Times New Roman"/>
         </w:rPr>
       </w:pPr>
-    </w:p>
-    <w:p>
-      <w:pPr>
-        <w:rPr>
-          <w:rFonts w:ascii="Times New Roman" w:hAnsi="Times New Roman" w:cs="Times New Roman"/>
-        </w:rPr>
-      </w:pPr>
-    </w:p>
-    <w:p>
-      <w:pPr>
-        <w:rPr>
-          <w:rFonts w:ascii="Times New Roman" w:hAnsi="Times New Roman" w:cs="Times New Roman"/>
-        </w:rPr>
-      </w:pPr>
-    </w:p>
-    <w:p>
-      <w:pPr>
-        <w:rPr>
-          <w:rFonts w:ascii="Times New Roman" w:hAnsi="Times New Roman" w:cs="Times New Roman"/>
-        </w:rPr>
-      </w:pPr>
-    </w:p>
-    <w:p>
-      <w:pPr>
-        <w:rPr>
-          <w:rFonts w:ascii="Times New Roman" w:hAnsi="Times New Roman" w:cs="Times New Roman"/>
-        </w:rPr>
-      </w:pPr>
-    </w:p>
-    <w:p>
-      <w:pPr>
-        <w:rPr>
-          <w:rFonts w:ascii="Times New Roman" w:hAnsi="Times New Roman" w:cs="Times New Roman"/>
-        </w:rPr>
-      </w:pPr>
-    </w:p>
-    <w:p>
-      <w:pPr>
-        <w:rPr>
-          <w:rFonts w:ascii="Times New Roman" w:hAnsi="Times New Roman" w:cs="Times New Roman"/>
-        </w:rPr>
-      </w:pPr>
+      <w:r>
+        <w:drawing>
+          <wp:inline distT="0" distB="0" distL="114300" distR="114300">
+            <wp:extent cx="5373370" cy="5103495"/>
+            <wp:effectExtent l="0" t="0" r="17780" b="1905"/>
+            <wp:docPr id="1" name="Picture 1"/>
+            <wp:cNvGraphicFramePr>
+              <a:graphicFrameLocks xmlns:a="http://schemas.openxmlformats.org/drawingml/2006/main" noChangeAspect="1"/>
+            </wp:cNvGraphicFramePr>
+            <a:graphic xmlns:a="http://schemas.openxmlformats.org/drawingml/2006/main">
+              <a:graphicData uri="http://schemas.openxmlformats.org/drawingml/2006/picture">
+                <pic:pic xmlns:pic="http://schemas.openxmlformats.org/drawingml/2006/picture">
+                  <pic:nvPicPr>
+                    <pic:cNvPr id="1" name="Picture 1"/>
+                    <pic:cNvPicPr>
+                      <a:picLocks noChangeAspect="1"/>
+                    </pic:cNvPicPr>
+                  </pic:nvPicPr>
+                  <pic:blipFill>
+                    <a:blip r:embed="rId6"/>
+                    <a:stretch>
+                      <a:fillRect/>
+                    </a:stretch>
+                  </pic:blipFill>
+                  <pic:spPr>
+                    <a:xfrm>
+                      <a:off x="0" y="0"/>
+                      <a:ext cx="5373370" cy="5103495"/>
+                    </a:xfrm>
+                    <a:prstGeom prst="rect">
+                      <a:avLst/>
+                    </a:prstGeom>
+                    <a:noFill/>
+                    <a:ln>
+                      <a:noFill/>
+                    </a:ln>
+                  </pic:spPr>
+                </pic:pic>
+              </a:graphicData>
+            </a:graphic>
+          </wp:inline>
+        </w:drawing>
+      </w:r>
     </w:p>
     <w:p>
       <w:r>
@@ -2154,7 +3264,7 @@
                     </pic:cNvPicPr>
                   </pic:nvPicPr>
                   <pic:blipFill>
-                    <a:blip r:embed="rId6"/>
+                    <a:blip r:embed="rId7"/>
                     <a:stretch>
                       <a:fillRect/>
                     </a:stretch>
@@ -2199,7 +3309,7 @@
                     </pic:cNvPicPr>
                   </pic:nvPicPr>
                   <pic:blipFill>
-                    <a:blip r:embed="rId7"/>
+                    <a:blip r:embed="rId8"/>
                     <a:stretch>
                       <a:fillRect/>
                     </a:stretch>
@@ -2256,7 +3366,7 @@
                     </pic:cNvPicPr>
                   </pic:nvPicPr>
                   <pic:blipFill>
-                    <a:blip r:embed="rId8"/>
+                    <a:blip r:embed="rId9"/>
                     <a:stretch>
                       <a:fillRect/>
                     </a:stretch>
@@ -2313,7 +3423,7 @@
                     </pic:cNvPicPr>
                   </pic:nvPicPr>
                   <pic:blipFill>
-                    <a:blip r:embed="rId9"/>
+                    <a:blip r:embed="rId10"/>
                     <a:stretch>
                       <a:fillRect/>
                     </a:stretch>
@@ -2391,7 +3501,7 @@
                     </pic:cNvPicPr>
                   </pic:nvPicPr>
                   <pic:blipFill>
-                    <a:blip r:embed="rId10"/>
+                    <a:blip r:embed="rId11"/>
                     <a:stretch>
                       <a:fillRect/>
                     </a:stretch>
@@ -2483,7 +3593,7 @@
                     </pic:cNvPicPr>
                   </pic:nvPicPr>
                   <pic:blipFill>
-                    <a:blip r:embed="rId11"/>
+                    <a:blip r:embed="rId12"/>
                     <a:stretch>
                       <a:fillRect/>
                     </a:stretch>
@@ -2556,7 +3666,7 @@
                     </pic:cNvPicPr>
                   </pic:nvPicPr>
                   <pic:blipFill>
-                    <a:blip r:embed="rId12"/>
+                    <a:blip r:embed="rId13"/>
                     <a:stretch>
                       <a:fillRect/>
                     </a:stretch>
@@ -2599,7 +3709,7 @@
                     </pic:cNvPicPr>
                   </pic:nvPicPr>
                   <pic:blipFill>
-                    <a:blip r:embed="rId13"/>
+                    <a:blip r:embed="rId14"/>
                     <a:stretch>
                       <a:fillRect/>
                     </a:stretch>
@@ -2650,7 +3760,7 @@
                     </pic:cNvPicPr>
                   </pic:nvPicPr>
                   <pic:blipFill>
-                    <a:blip r:embed="rId14"/>
+                    <a:blip r:embed="rId15"/>
                     <a:stretch>
                       <a:fillRect/>
                     </a:stretch>
@@ -2681,6 +3791,49 @@
           <w:rFonts w:ascii="Times New Roman" w:hAnsi="Times New Roman" w:cs="Times New Roman"/>
         </w:rPr>
       </w:pPr>
+      <w:r>
+        <w:drawing>
+          <wp:inline distT="0" distB="0" distL="114300" distR="114300">
+            <wp:extent cx="4335145" cy="2836545"/>
+            <wp:effectExtent l="0" t="0" r="8255" b="1905"/>
+            <wp:docPr id="11" name="Picture 2"/>
+            <wp:cNvGraphicFramePr>
+              <a:graphicFrameLocks xmlns:a="http://schemas.openxmlformats.org/drawingml/2006/main" noChangeAspect="1"/>
+            </wp:cNvGraphicFramePr>
+            <a:graphic xmlns:a="http://schemas.openxmlformats.org/drawingml/2006/main">
+              <a:graphicData uri="http://schemas.openxmlformats.org/drawingml/2006/picture">
+                <pic:pic xmlns:pic="http://schemas.openxmlformats.org/drawingml/2006/picture">
+                  <pic:nvPicPr>
+                    <pic:cNvPr id="11" name="Picture 2"/>
+                    <pic:cNvPicPr>
+                      <a:picLocks noChangeAspect="1"/>
+                    </pic:cNvPicPr>
+                  </pic:nvPicPr>
+                  <pic:blipFill>
+                    <a:blip r:embed="rId16"/>
+                    <a:stretch>
+                      <a:fillRect/>
+                    </a:stretch>
+                  </pic:blipFill>
+                  <pic:spPr>
+                    <a:xfrm>
+                      <a:off x="0" y="0"/>
+                      <a:ext cx="4335145" cy="2836545"/>
+                    </a:xfrm>
+                    <a:prstGeom prst="rect">
+                      <a:avLst/>
+                    </a:prstGeom>
+                    <a:noFill/>
+                    <a:ln>
+                      <a:noFill/>
+                    </a:ln>
+                  </pic:spPr>
+                </pic:pic>
+              </a:graphicData>
+            </a:graphic>
+          </wp:inline>
+        </w:drawing>
+      </w:r>
     </w:p>
     <w:p>
       <w:pPr>
@@ -2688,77 +3841,14 @@
           <w:rFonts w:ascii="Times New Roman" w:hAnsi="Times New Roman" w:cs="Times New Roman"/>
         </w:rPr>
       </w:pPr>
-    </w:p>
-    <w:p>
-      <w:pPr>
+      <w:r>
         <w:rPr>
           <w:rFonts w:ascii="Times New Roman" w:hAnsi="Times New Roman" w:cs="Times New Roman"/>
         </w:rPr>
-      </w:pPr>
-    </w:p>
-    <w:p>
-      <w:pPr>
-        <w:rPr>
-          <w:rFonts w:ascii="Times New Roman" w:hAnsi="Times New Roman" w:cs="Times New Roman"/>
-        </w:rPr>
-      </w:pPr>
-    </w:p>
-    <w:p>
-      <w:pPr>
-        <w:rPr>
-          <w:rFonts w:ascii="Times New Roman" w:hAnsi="Times New Roman" w:cs="Times New Roman"/>
-        </w:rPr>
-      </w:pPr>
-    </w:p>
-    <w:p>
-      <w:pPr>
-        <w:rPr>
-          <w:rFonts w:ascii="Times New Roman" w:hAnsi="Times New Roman" w:cs="Times New Roman"/>
-        </w:rPr>
-      </w:pPr>
-    </w:p>
-    <w:p>
-      <w:pPr>
-        <w:rPr>
-          <w:rFonts w:ascii="Times New Roman" w:hAnsi="Times New Roman" w:cs="Times New Roman"/>
-        </w:rPr>
-      </w:pPr>
-    </w:p>
-    <w:p>
-      <w:pPr>
-        <w:rPr>
-          <w:rFonts w:ascii="Times New Roman" w:hAnsi="Times New Roman" w:cs="Times New Roman"/>
-        </w:rPr>
-      </w:pPr>
-    </w:p>
-    <w:p>
-      <w:pPr>
-        <w:rPr>
-          <w:rFonts w:ascii="Times New Roman" w:hAnsi="Times New Roman" w:cs="Times New Roman"/>
-        </w:rPr>
-      </w:pPr>
-    </w:p>
-    <w:p>
-      <w:pPr>
-        <w:rPr>
-          <w:rFonts w:ascii="Times New Roman" w:hAnsi="Times New Roman" w:cs="Times New Roman"/>
-        </w:rPr>
-      </w:pPr>
-    </w:p>
-    <w:p>
-      <w:pPr>
-        <w:rPr>
-          <w:rFonts w:ascii="Times New Roman" w:hAnsi="Times New Roman" w:cs="Times New Roman"/>
-        </w:rPr>
-      </w:pPr>
+        <w:t>Result:</w:t>
+      </w:r>
       <w:bookmarkStart w:id="0" w:name="_GoBack"/>
       <w:bookmarkEnd w:id="0"/>
-      <w:r>
-        <w:rPr>
-          <w:rFonts w:ascii="Times New Roman" w:hAnsi="Times New Roman" w:cs="Times New Roman"/>
-        </w:rPr>
-        <w:t>Result:</w:t>
-      </w:r>
     </w:p>
     <w:sectPr>
       <w:pgSz w:w="11906" w:h="16838"/>
@@ -2831,7 +3921,7 @@
   <w:docDefaults>
     <w:rPrDefault>
       <w:rPr>
-        <w:rFonts w:asciiTheme="minorHAnsi" w:hAnsiTheme="minorHAnsi" w:eastAsiaTheme="minorHAnsi" w:cstheme="minorBidi"/>
+        <w:rFonts w:ascii="Times New Roman" w:hAnsi="Times New Roman" w:eastAsia="SimSun" w:cs="Times New Roman"/>
       </w:rPr>
     </w:rPrDefault>
     <w:pPrDefault/>
@@ -2933,14 +4023,14 @@
     <w:lsdException w:uiPriority="99" w:name="HTML Acronym"/>
     <w:lsdException w:uiPriority="99" w:name="HTML Address"/>
     <w:lsdException w:uiPriority="99" w:name="HTML Cite"/>
-    <w:lsdException w:uiPriority="99" w:name="HTML Code"/>
+    <w:lsdException w:qFormat="1" w:uiPriority="99" w:name="HTML Code"/>
     <w:lsdException w:uiPriority="99" w:name="HTML Definition"/>
     <w:lsdException w:uiPriority="99" w:name="HTML Keyboard"/>
     <w:lsdException w:uiPriority="99" w:name="HTML Preformatted"/>
     <w:lsdException w:uiPriority="99" w:name="HTML Sample"/>
     <w:lsdException w:uiPriority="99" w:name="HTML Typewriter"/>
     <w:lsdException w:uiPriority="99" w:name="HTML Variable"/>
-    <w:lsdException w:uiPriority="99" w:name="Normal Table"/>
+    <w:lsdException w:qFormat="1" w:uiPriority="99" w:name="Normal Table"/>
     <w:lsdException w:uiPriority="99" w:name="annotation subject"/>
     <w:lsdException w:uiPriority="99" w:name="Table Simple 1"/>
     <w:lsdException w:uiPriority="99" w:name="Table Simple 2"/>
@@ -3111,6 +4201,7 @@
     <w:name w:val="Normal Table"/>
     <w:semiHidden/>
     <w:unhideWhenUsed/>
+    <w:qFormat/>
     <w:uiPriority w:val="99"/>
     <w:tblPr>
       <w:tblCellMar>
@@ -3126,6 +4217,7 @@
     <w:basedOn w:val="2"/>
     <w:semiHidden/>
     <w:unhideWhenUsed/>
+    <w:qFormat/>
     <w:uiPriority w:val="99"/>
     <w:rPr>
       <w:rFonts w:ascii="Courier New" w:hAnsi="Courier New" w:eastAsia="Times New Roman" w:cs="Courier New"/>
